--- a/Constructors-class-methods.docx
+++ b/Constructors-class-methods.docx
@@ -97,7 +97,27 @@
           <w:szCs w:val="24"/>
           <w:lang w:eastAsia="en-IN"/>
         </w:rPr>
-        <w:t>"We didn't use a static constructor because Python doesn't support that language feature. Instead, we performed one-time initialization at the module level, such as creating the Azure OpenAI client and embedding client once so they could be reused across requests, avoiding repeated expensive initialization."</w:t>
+        <w:t xml:space="preserve">"We didn't use a static constructor because Python doesn't support that language feature. Instead, we performed one-time initialization at the module level, such as creating the Azure </w:t>
+      </w:r>
+      <w:proofErr w:type="spellStart"/>
+      <w:r>
+        <w:rPr>
+          <w:rFonts w:ascii="Times New Roman" w:eastAsia="Times New Roman" w:hAnsi="Times New Roman" w:cs="Times New Roman"/>
+          <w:sz w:val="24"/>
+          <w:szCs w:val="24"/>
+          <w:lang w:eastAsia="en-IN"/>
+        </w:rPr>
+        <w:t>OpenAI</w:t>
+      </w:r>
+      <w:proofErr w:type="spellEnd"/>
+      <w:r>
+        <w:rPr>
+          <w:rFonts w:ascii="Times New Roman" w:eastAsia="Times New Roman" w:hAnsi="Times New Roman" w:cs="Times New Roman"/>
+          <w:sz w:val="24"/>
+          <w:szCs w:val="24"/>
+          <w:lang w:eastAsia="en-IN"/>
+        </w:rPr>
+        <w:t xml:space="preserve"> client and embedding client once so they could be reused across requests, avoiding repeated expensive initialization."</w:t>
       </w:r>
     </w:p>
     <w:p>
@@ -156,7 +176,29 @@
         <w:rPr>
           <w:highlight w:val="yellow"/>
         </w:rPr>
-        <w:t>from app.infrastructure.azure_openai import llm</w:t>
+        <w:t xml:space="preserve">from </w:t>
+      </w:r>
+      <w:proofErr w:type="spellStart"/>
+      <w:proofErr w:type="gramStart"/>
+      <w:r>
+        <w:rPr>
+          <w:highlight w:val="yellow"/>
+        </w:rPr>
+        <w:t>app.infrastructure</w:t>
+      </w:r>
+      <w:proofErr w:type="gramEnd"/>
+      <w:r>
+        <w:rPr>
+          <w:highlight w:val="yellow"/>
+        </w:rPr>
+        <w:t>.azure_openai</w:t>
+      </w:r>
+      <w:proofErr w:type="spellEnd"/>
+      <w:r>
+        <w:rPr>
+          <w:highlight w:val="yellow"/>
+        </w:rPr>
+        <w:t xml:space="preserve"> import llm</w:t>
       </w:r>
       <w:r>
         <w:rPr>
@@ -264,7 +306,29 @@
         <w:rPr>
           <w:highlight w:val="yellow"/>
         </w:rPr>
-        <w:t xml:space="preserve">“from app.infrastructure.azure_openai import llm” -- </w:t>
+        <w:t xml:space="preserve">“from </w:t>
+      </w:r>
+      <w:proofErr w:type="spellStart"/>
+      <w:proofErr w:type="gramStart"/>
+      <w:r>
+        <w:rPr>
+          <w:highlight w:val="yellow"/>
+        </w:rPr>
+        <w:t>app.infrastructure</w:t>
+      </w:r>
+      <w:proofErr w:type="gramEnd"/>
+      <w:r>
+        <w:rPr>
+          <w:highlight w:val="yellow"/>
+        </w:rPr>
+        <w:t>.azure_openai</w:t>
+      </w:r>
+      <w:proofErr w:type="spellEnd"/>
+      <w:r>
+        <w:rPr>
+          <w:highlight w:val="yellow"/>
+        </w:rPr>
+        <w:t xml:space="preserve"> import llm” -- </w:t>
       </w:r>
     </w:p>
     <w:p>
@@ -411,6 +475,8 @@
       <w:r>
         <w:t xml:space="preserve"> </w:t>
       </w:r>
+      <w:proofErr w:type="spellStart"/>
+      <w:proofErr w:type="gramStart"/>
       <w:r>
         <w:rPr>
           <w:rStyle w:val="m"/>
@@ -429,6 +495,7 @@
         </w:rPr>
         <w:t>infrastructure</w:t>
       </w:r>
+      <w:proofErr w:type="gramEnd"/>
       <w:r>
         <w:rPr>
           <w:rStyle w:val="g"/>
@@ -441,6 +508,7 @@
         </w:rPr>
         <w:t>azure_openai</w:t>
       </w:r>
+      <w:proofErr w:type="spellEnd"/>
       <w:r>
         <w:t xml:space="preserve"> </w:t>
       </w:r>
@@ -585,7 +653,15 @@
         <w:pStyle w:val="NormalWeb"/>
       </w:pPr>
       <w:r>
-        <w:t>This is one of Python's important behaviors.</w:t>
+        <w:t xml:space="preserve">This is one of Python's important </w:t>
+      </w:r>
+      <w:proofErr w:type="spellStart"/>
+      <w:r>
+        <w:t>behaviors</w:t>
+      </w:r>
+      <w:proofErr w:type="spellEnd"/>
+      <w:r>
+        <w:t>.</w:t>
       </w:r>
     </w:p>
     <w:p>
@@ -596,7 +672,11 @@
         </w:rPr>
       </w:pPr>
       <w:r>
-        <w:t>The first import:</w:t>
+        <w:t>The first import</w:t>
+      </w:r>
+      <w:proofErr w:type="gramStart"/>
+      <w:r>
+        <w:t>:</w:t>
       </w:r>
       <w:r>
         <w:rPr>
@@ -610,6 +690,7 @@
         </w:rPr>
         <w:t xml:space="preserve"> “</w:t>
       </w:r>
+      <w:proofErr w:type="gramEnd"/>
       <w:r>
         <w:rPr>
           <w:rStyle w:val="g"/>
@@ -619,6 +700,7 @@
       <w:r>
         <w:t xml:space="preserve"> </w:t>
       </w:r>
+      <w:proofErr w:type="spellStart"/>
       <w:r>
         <w:rPr>
           <w:rStyle w:val="m"/>
@@ -649,6 +731,7 @@
         </w:rPr>
         <w:t>azure_openai</w:t>
       </w:r>
+      <w:proofErr w:type="spellEnd"/>
       <w:r>
         <w:t xml:space="preserve"> </w:t>
       </w:r>
@@ -730,7 +813,11 @@
         </w:rPr>
       </w:pPr>
       <w:r>
-        <w:t xml:space="preserve">Later another file does the same import: </w:t>
+        <w:t>Later another file does the same import:</w:t>
+      </w:r>
+      <w:proofErr w:type="gramStart"/>
+      <w:r>
+        <w:t xml:space="preserve"> </w:t>
       </w:r>
       <w:r>
         <w:rPr>
@@ -744,6 +831,7 @@
         </w:rPr>
         <w:t xml:space="preserve"> “</w:t>
       </w:r>
+      <w:proofErr w:type="gramEnd"/>
       <w:r>
         <w:rPr>
           <w:rStyle w:val="g"/>
@@ -753,6 +841,7 @@
       <w:r>
         <w:t xml:space="preserve"> </w:t>
       </w:r>
+      <w:proofErr w:type="spellStart"/>
       <w:r>
         <w:rPr>
           <w:rStyle w:val="m"/>
@@ -783,6 +872,7 @@
         </w:rPr>
         <w:t>azure_openai</w:t>
       </w:r>
+      <w:proofErr w:type="spellEnd"/>
       <w:r>
         <w:t xml:space="preserve"> </w:t>
       </w:r>
@@ -968,12 +1058,16 @@
       <w:r>
         <w:t xml:space="preserve">Python keeps imported modules in a cache called </w:t>
       </w:r>
+      <w:proofErr w:type="spellStart"/>
+      <w:proofErr w:type="gramStart"/>
       <w:r>
         <w:rPr>
           <w:rStyle w:val="HTMLCode"/>
         </w:rPr>
         <w:t>sys.modules</w:t>
       </w:r>
+      <w:proofErr w:type="spellEnd"/>
+      <w:proofErr w:type="gramEnd"/>
       <w:r>
         <w:t>.</w:t>
       </w:r>
@@ -1000,6 +1094,8 @@
       <w:r>
         <w:t xml:space="preserve"> </w:t>
       </w:r>
+      <w:proofErr w:type="spellStart"/>
+      <w:proofErr w:type="gramStart"/>
       <w:r>
         <w:rPr>
           <w:rStyle w:val="m"/>
@@ -1018,6 +1114,7 @@
         </w:rPr>
         <w:t>infrastructure</w:t>
       </w:r>
+      <w:proofErr w:type="gramEnd"/>
       <w:r>
         <w:rPr>
           <w:rStyle w:val="g"/>
@@ -1030,6 +1127,7 @@
         </w:rPr>
         <w:t>azure_openai</w:t>
       </w:r>
+      <w:proofErr w:type="spellEnd"/>
       <w:r>
         <w:rPr>
           <w:rStyle w:val="m"/>
@@ -1146,6 +1244,8 @@
         </w:rPr>
         <w:t xml:space="preserve">stores the module in </w:t>
       </w:r>
+      <w:proofErr w:type="spellStart"/>
+      <w:proofErr w:type="gramStart"/>
       <w:r>
         <w:rPr>
           <w:rFonts w:ascii="Courier New" w:eastAsia="Times New Roman" w:hAnsi="Courier New" w:cs="Courier New"/>
@@ -1155,6 +1255,8 @@
         </w:rPr>
         <w:t>sys.modules</w:t>
       </w:r>
+      <w:proofErr w:type="spellEnd"/>
+      <w:proofErr w:type="gramEnd"/>
       <w:r>
         <w:rPr>
           <w:rFonts w:ascii="Times New Roman" w:eastAsia="Times New Roman" w:hAnsi="Times New Roman" w:cs="Times New Roman"/>
@@ -1199,6 +1301,8 @@
       <w:r>
         <w:t xml:space="preserve"> </w:t>
       </w:r>
+      <w:proofErr w:type="spellStart"/>
+      <w:proofErr w:type="gramStart"/>
       <w:r>
         <w:rPr>
           <w:rStyle w:val="m"/>
@@ -1217,6 +1321,7 @@
         </w:rPr>
         <w:t>infrastructure</w:t>
       </w:r>
+      <w:proofErr w:type="gramEnd"/>
       <w:r>
         <w:rPr>
           <w:rStyle w:val="g"/>
@@ -1229,6 +1334,7 @@
         </w:rPr>
         <w:t>azure_openai</w:t>
       </w:r>
+      <w:proofErr w:type="spellEnd"/>
       <w:r>
         <w:t xml:space="preserve"> </w:t>
       </w:r>
@@ -1523,7 +1629,27 @@
           <w:szCs w:val="24"/>
           <w:lang w:eastAsia="en-IN"/>
         </w:rPr>
-        <w:t xml:space="preserve"> while your FastAPI server is running.</w:t>
+        <w:t xml:space="preserve"> while your </w:t>
+      </w:r>
+      <w:proofErr w:type="spellStart"/>
+      <w:r>
+        <w:rPr>
+          <w:rFonts w:ascii="Times New Roman" w:eastAsia="Times New Roman" w:hAnsi="Times New Roman" w:cs="Times New Roman"/>
+          <w:sz w:val="24"/>
+          <w:szCs w:val="24"/>
+          <w:lang w:eastAsia="en-IN"/>
+        </w:rPr>
+        <w:t>FastAPI</w:t>
+      </w:r>
+      <w:proofErr w:type="spellEnd"/>
+      <w:r>
+        <w:rPr>
+          <w:rFonts w:ascii="Times New Roman" w:eastAsia="Times New Roman" w:hAnsi="Times New Roman" w:cs="Times New Roman"/>
+          <w:sz w:val="24"/>
+          <w:szCs w:val="24"/>
+          <w:lang w:eastAsia="en-IN"/>
+        </w:rPr>
+        <w:t xml:space="preserve"> server is running.</w:t>
       </w:r>
     </w:p>
     <w:p>
@@ -1713,6 +1839,8 @@
         </w:rPr>
         <w:t xml:space="preserve"> </w:t>
       </w:r>
+      <w:proofErr w:type="spellStart"/>
+      <w:proofErr w:type="gramStart"/>
       <w:r>
         <w:rPr>
           <w:rStyle w:val="m"/>
@@ -1731,6 +1859,7 @@
         </w:rPr>
         <w:t>infrastructure</w:t>
       </w:r>
+      <w:proofErr w:type="gramEnd"/>
       <w:r>
         <w:rPr>
           <w:rStyle w:val="g"/>
@@ -1743,6 +1872,7 @@
         </w:rPr>
         <w:t>azure_openai</w:t>
       </w:r>
+      <w:proofErr w:type="spellEnd"/>
       <w:r>
         <w:rPr>
           <w:rStyle w:val="HTMLCode"/>
@@ -1787,7 +1917,23 @@
         <w:rPr>
           <w:rStyle w:val="HTMLCode"/>
         </w:rPr>
-        <w:t>Is module already in sys.modules?</w:t>
+        <w:t xml:space="preserve">Is module already in </w:t>
+      </w:r>
+      <w:proofErr w:type="spellStart"/>
+      <w:proofErr w:type="gramStart"/>
+      <w:r>
+        <w:rPr>
+          <w:rStyle w:val="HTMLCode"/>
+        </w:rPr>
+        <w:t>sys.modules</w:t>
+      </w:r>
+      <w:proofErr w:type="spellEnd"/>
+      <w:proofErr w:type="gramEnd"/>
+      <w:r>
+        <w:rPr>
+          <w:rStyle w:val="HTMLCode"/>
+        </w:rPr>
+        <w:t>?</w:t>
       </w:r>
     </w:p>
     <w:p>
@@ -1882,7 +2028,15 @@
         <w:pStyle w:val="NormalWeb"/>
       </w:pPr>
       <w:r>
-        <w:t>You stop FastAPI:</w:t>
+        <w:t xml:space="preserve">You stop </w:t>
+      </w:r>
+      <w:proofErr w:type="spellStart"/>
+      <w:r>
+        <w:t>FastAPI</w:t>
+      </w:r>
+      <w:proofErr w:type="spellEnd"/>
+      <w:r>
+        <w:t>:</w:t>
       </w:r>
     </w:p>
     <w:p>
@@ -1908,12 +2062,30 @@
       <w:pPr>
         <w:pStyle w:val="HTMLPreformatted"/>
       </w:pPr>
+      <w:proofErr w:type="spellStart"/>
       <w:r>
         <w:rPr>
           <w:rStyle w:val="HTMLCode"/>
         </w:rPr>
-        <w:t>uvicorn main:app</w:t>
-      </w:r>
+        <w:t>uvicorn</w:t>
+      </w:r>
+      <w:proofErr w:type="spellEnd"/>
+      <w:r>
+        <w:rPr>
+          <w:rStyle w:val="HTMLCode"/>
+        </w:rPr>
+        <w:t xml:space="preserve"> </w:t>
+      </w:r>
+      <w:proofErr w:type="spellStart"/>
+      <w:proofErr w:type="gramStart"/>
+      <w:r>
+        <w:rPr>
+          <w:rStyle w:val="HTMLCode"/>
+        </w:rPr>
+        <w:t>main:app</w:t>
+      </w:r>
+      <w:proofErr w:type="spellEnd"/>
+      <w:proofErr w:type="gramEnd"/>
     </w:p>
     <w:p>
       <w:pPr>
@@ -1948,8 +2120,16 @@
         <w:rPr>
           <w:rStyle w:val="HTMLCode"/>
         </w:rPr>
-        <w:t>Loading Azure OpenAI</w:t>
-      </w:r>
+        <w:t xml:space="preserve">Loading Azure </w:t>
+      </w:r>
+      <w:proofErr w:type="spellStart"/>
+      <w:r>
+        <w:rPr>
+          <w:rStyle w:val="HTMLCode"/>
+        </w:rPr>
+        <w:t>OpenAI</w:t>
+      </w:r>
+      <w:proofErr w:type="spellEnd"/>
     </w:p>
     <w:p>
       <w:pPr>
@@ -2042,7 +2222,27 @@
           <w:szCs w:val="24"/>
           <w:lang w:eastAsia="en-IN"/>
         </w:rPr>
-        <w:t>When you run FastAPI like this:</w:t>
+        <w:t xml:space="preserve">When you run </w:t>
+      </w:r>
+      <w:proofErr w:type="spellStart"/>
+      <w:r>
+        <w:rPr>
+          <w:rFonts w:ascii="Times New Roman" w:eastAsia="Times New Roman" w:hAnsi="Times New Roman" w:cs="Times New Roman"/>
+          <w:sz w:val="24"/>
+          <w:szCs w:val="24"/>
+          <w:lang w:eastAsia="en-IN"/>
+        </w:rPr>
+        <w:t>FastAPI</w:t>
+      </w:r>
+      <w:proofErr w:type="spellEnd"/>
+      <w:r>
+        <w:rPr>
+          <w:rFonts w:ascii="Times New Roman" w:eastAsia="Times New Roman" w:hAnsi="Times New Roman" w:cs="Times New Roman"/>
+          <w:sz w:val="24"/>
+          <w:szCs w:val="24"/>
+          <w:lang w:eastAsia="en-IN"/>
+        </w:rPr>
+        <w:t xml:space="preserve"> like this:</w:t>
       </w:r>
     </w:p>
     <w:p>
@@ -2073,6 +2273,7 @@
           <w:lang w:eastAsia="en-IN"/>
         </w:rPr>
       </w:pPr>
+      <w:proofErr w:type="spellStart"/>
       <w:r>
         <w:rPr>
           <w:rFonts w:ascii="Courier New" w:eastAsia="Times New Roman" w:hAnsi="Courier New" w:cs="Courier New"/>
@@ -2080,7 +2281,39 @@
           <w:szCs w:val="20"/>
           <w:lang w:eastAsia="en-IN"/>
         </w:rPr>
-        <w:t>uvicorn main:app --reload</w:t>
+        <w:t>uvicorn</w:t>
+      </w:r>
+      <w:proofErr w:type="spellEnd"/>
+      <w:r>
+        <w:rPr>
+          <w:rFonts w:ascii="Courier New" w:eastAsia="Times New Roman" w:hAnsi="Courier New" w:cs="Courier New"/>
+          <w:sz w:val="20"/>
+          <w:szCs w:val="20"/>
+          <w:lang w:eastAsia="en-IN"/>
+        </w:rPr>
+        <w:t xml:space="preserve"> </w:t>
+      </w:r>
+      <w:proofErr w:type="spellStart"/>
+      <w:proofErr w:type="gramStart"/>
+      <w:r>
+        <w:rPr>
+          <w:rFonts w:ascii="Courier New" w:eastAsia="Times New Roman" w:hAnsi="Courier New" w:cs="Courier New"/>
+          <w:sz w:val="20"/>
+          <w:szCs w:val="20"/>
+          <w:lang w:eastAsia="en-IN"/>
+        </w:rPr>
+        <w:t>main:app</w:t>
+      </w:r>
+      <w:proofErr w:type="spellEnd"/>
+      <w:proofErr w:type="gramEnd"/>
+      <w:r>
+        <w:rPr>
+          <w:rFonts w:ascii="Courier New" w:eastAsia="Times New Roman" w:hAnsi="Courier New" w:cs="Courier New"/>
+          <w:sz w:val="20"/>
+          <w:szCs w:val="20"/>
+          <w:lang w:eastAsia="en-IN"/>
+        </w:rPr>
+        <w:t xml:space="preserve"> --reload</w:t>
       </w:r>
     </w:p>
     <w:p>
@@ -2113,14 +2346,25 @@
           <w:lang w:eastAsia="en-IN"/>
         </w:rPr>
       </w:pPr>
-      <w:r>
-        <w:rPr>
-          <w:rFonts w:ascii="Times New Roman" w:eastAsia="Times New Roman" w:hAnsi="Times New Roman" w:cs="Times New Roman"/>
-          <w:sz w:val="24"/>
-          <w:szCs w:val="24"/>
-          <w:lang w:eastAsia="en-IN"/>
-        </w:rPr>
-        <w:t>Uvicorn watches your files.</w:t>
+      <w:proofErr w:type="spellStart"/>
+      <w:r>
+        <w:rPr>
+          <w:rFonts w:ascii="Times New Roman" w:eastAsia="Times New Roman" w:hAnsi="Times New Roman" w:cs="Times New Roman"/>
+          <w:sz w:val="24"/>
+          <w:szCs w:val="24"/>
+          <w:lang w:eastAsia="en-IN"/>
+        </w:rPr>
+        <w:t>Uvicorn</w:t>
+      </w:r>
+      <w:proofErr w:type="spellEnd"/>
+      <w:r>
+        <w:rPr>
+          <w:rFonts w:ascii="Times New Roman" w:eastAsia="Times New Roman" w:hAnsi="Times New Roman" w:cs="Times New Roman"/>
+          <w:sz w:val="24"/>
+          <w:szCs w:val="24"/>
+          <w:lang w:eastAsia="en-IN"/>
+        </w:rPr>
+        <w:t xml:space="preserve"> watches your files.</w:t>
       </w:r>
     </w:p>
     <w:p>
@@ -2406,8 +2650,19 @@
           <w:szCs w:val="20"/>
           <w:lang w:eastAsia="en-IN"/>
         </w:rPr>
-        <w:t>Loading Azure OpenAI</w:t>
-      </w:r>
+        <w:t xml:space="preserve">Loading Azure </w:t>
+      </w:r>
+      <w:proofErr w:type="spellStart"/>
+      <w:r>
+        <w:rPr>
+          <w:rFonts w:ascii="Courier New" w:eastAsia="Times New Roman" w:hAnsi="Courier New" w:cs="Courier New"/>
+          <w:sz w:val="20"/>
+          <w:szCs w:val="20"/>
+          <w:lang w:eastAsia="en-IN"/>
+        </w:rPr>
+        <w:t>OpenAI</w:t>
+      </w:r>
+      <w:proofErr w:type="spellEnd"/>
     </w:p>
     <w:p>
       <w:pPr>
@@ -2456,12 +2711,23 @@
       <w:r>
         <w:t xml:space="preserve">What About </w:t>
       </w:r>
+      <w:proofErr w:type="spellStart"/>
+      <w:proofErr w:type="gramStart"/>
       <w:r>
         <w:rPr>
           <w:rStyle w:val="HTMLCode"/>
           <w:rFonts w:eastAsiaTheme="majorEastAsia"/>
         </w:rPr>
-        <w:t>importlib.reload()</w:t>
+        <w:t>importlib.reload</w:t>
+      </w:r>
+      <w:proofErr w:type="spellEnd"/>
+      <w:proofErr w:type="gramEnd"/>
+      <w:r>
+        <w:rPr>
+          <w:rStyle w:val="HTMLCode"/>
+          <w:rFonts w:eastAsiaTheme="majorEastAsia"/>
+        </w:rPr>
+        <w:t>()</w:t>
       </w:r>
       <w:r>
         <w:t>?</w:t>
@@ -2494,12 +2760,14 @@
         </w:rPr>
         <w:t xml:space="preserve"> </w:t>
       </w:r>
+      <w:proofErr w:type="spellStart"/>
       <w:r>
         <w:rPr>
           <w:rStyle w:val="m"/>
         </w:rPr>
         <w:t>importlib</w:t>
       </w:r>
+      <w:proofErr w:type="spellEnd"/>
     </w:p>
     <w:p>
       <w:pPr>
@@ -2513,6 +2781,8 @@
       <w:pPr>
         <w:pStyle w:val="HTMLPreformatted"/>
       </w:pPr>
+      <w:proofErr w:type="spellStart"/>
+      <w:proofErr w:type="gramStart"/>
       <w:r>
         <w:rPr>
           <w:rStyle w:val="m"/>
@@ -2529,7 +2799,15 @@
         <w:rPr>
           <w:rStyle w:val="HTMLCode"/>
         </w:rPr>
-        <w:t>reload(</w:t>
+        <w:t>reload</w:t>
+      </w:r>
+      <w:proofErr w:type="spellEnd"/>
+      <w:proofErr w:type="gramEnd"/>
+      <w:r>
+        <w:rPr>
+          <w:rStyle w:val="HTMLCode"/>
+        </w:rPr>
+        <w:t>(</w:t>
       </w:r>
       <w:r>
         <w:rPr>
@@ -2580,6 +2858,8 @@
         </w:rPr>
         <w:t xml:space="preserve"> </w:t>
       </w:r>
+      <w:proofErr w:type="spellStart"/>
+      <w:proofErr w:type="gramStart"/>
       <w:r>
         <w:rPr>
           <w:rStyle w:val="m"/>
@@ -2598,6 +2878,7 @@
         </w:rPr>
         <w:t>infrastructure</w:t>
       </w:r>
+      <w:proofErr w:type="gramEnd"/>
       <w:r>
         <w:rPr>
           <w:rStyle w:val="g"/>
@@ -2610,6 +2891,7 @@
         </w:rPr>
         <w:t>azure_openai</w:t>
       </w:r>
+      <w:proofErr w:type="spellEnd"/>
       <w:r>
         <w:rPr>
           <w:rStyle w:val="HTMLCode"/>
@@ -2628,12 +2910,14 @@
         </w:rPr>
         <w:t xml:space="preserve"> </w:t>
       </w:r>
+      <w:proofErr w:type="spellStart"/>
       <w:r>
         <w:rPr>
           <w:rStyle w:val="m"/>
         </w:rPr>
         <w:t>azure_openai</w:t>
       </w:r>
+      <w:proofErr w:type="spellEnd"/>
     </w:p>
     <w:p>
       <w:pPr>
@@ -2662,12 +2946,14 @@
         </w:rPr>
         <w:t xml:space="preserve"> </w:t>
       </w:r>
+      <w:proofErr w:type="spellStart"/>
       <w:r>
         <w:rPr>
           <w:rStyle w:val="m"/>
         </w:rPr>
         <w:t>importlib</w:t>
       </w:r>
+      <w:proofErr w:type="spellEnd"/>
     </w:p>
     <w:p>
       <w:pPr>
@@ -2681,6 +2967,8 @@
       <w:pPr>
         <w:pStyle w:val="HTMLPreformatted"/>
       </w:pPr>
+      <w:proofErr w:type="spellStart"/>
+      <w:proofErr w:type="gramStart"/>
       <w:r>
         <w:rPr>
           <w:rStyle w:val="m"/>
@@ -2697,14 +2985,24 @@
         <w:rPr>
           <w:rStyle w:val="HTMLCode"/>
         </w:rPr>
-        <w:t>reload(</w:t>
-      </w:r>
+        <w:t>reload</w:t>
+      </w:r>
+      <w:proofErr w:type="spellEnd"/>
+      <w:proofErr w:type="gramEnd"/>
+      <w:r>
+        <w:rPr>
+          <w:rStyle w:val="HTMLCode"/>
+        </w:rPr>
+        <w:t>(</w:t>
+      </w:r>
+      <w:proofErr w:type="spellStart"/>
       <w:r>
         <w:rPr>
           <w:rStyle w:val="m"/>
         </w:rPr>
         <w:t>azure_openai</w:t>
       </w:r>
+      <w:proofErr w:type="spellEnd"/>
       <w:r>
         <w:rPr>
           <w:rStyle w:val="HTMLCode"/>
@@ -2777,7 +3075,15 @@
         </w:pBdr>
       </w:pPr>
       <w:r>
-        <w:t>This is useful in some advanced scenarios, but it's uncommon in typical FastAPI applications.</w:t>
+        <w:t xml:space="preserve">This is useful in some advanced scenarios, but it's uncommon in typical </w:t>
+      </w:r>
+      <w:proofErr w:type="spellStart"/>
+      <w:r>
+        <w:t>FastAPI</w:t>
+      </w:r>
+      <w:proofErr w:type="spellEnd"/>
+      <w:r>
+        <w:t xml:space="preserve"> applications.</w:t>
       </w:r>
     </w:p>
     <w:p>
@@ -2817,6 +3123,8 @@
       <w:r>
         <w:t xml:space="preserve"> client is shared because it is created once at the module level. Python caches imported modules in </w:t>
       </w:r>
+      <w:proofErr w:type="spellStart"/>
+      <w:proofErr w:type="gramStart"/>
       <w:r>
         <w:rPr>
           <w:rStyle w:val="HTMLCode"/>
@@ -2824,6 +3132,8 @@
         </w:rPr>
         <w:t>sys.modules</w:t>
       </w:r>
+      <w:proofErr w:type="spellEnd"/>
+      <w:proofErr w:type="gramEnd"/>
       <w:r>
         <w:t xml:space="preserve">, so subsequent imports reuse the same module and therefore the same </w:t>
       </w:r>
@@ -2835,7 +3145,15 @@
         <w:t>llm</w:t>
       </w:r>
       <w:r>
-        <w:t xml:space="preserve"> object. That behavior comes from module caching, not from the Singleton design pattern.</w:t>
+        <w:t xml:space="preserve"> object. That </w:t>
+      </w:r>
+      <w:proofErr w:type="spellStart"/>
+      <w:r>
+        <w:t>behavior</w:t>
+      </w:r>
+      <w:proofErr w:type="spellEnd"/>
+      <w:r>
+        <w:t xml:space="preserve"> comes from module caching, not from the Singleton design pattern.</w:t>
       </w:r>
     </w:p>
     <w:p>
@@ -3688,6 +4006,7 @@
           <w:lang w:eastAsia="en-IN"/>
         </w:rPr>
       </w:pPr>
+      <w:proofErr w:type="gramStart"/>
       <w:r>
         <w:rPr>
           <w:rFonts w:ascii="Times New Roman" w:eastAsia="Times New Roman" w:hAnsi="Symbol" w:cs="Times New Roman"/>
@@ -3704,7 +4023,17 @@
           <w:szCs w:val="24"/>
           <w:lang w:eastAsia="en-IN"/>
         </w:rPr>
-        <w:t xml:space="preserve">  No underscore → Public </w:t>
+        <w:t xml:space="preserve">  No</w:t>
+      </w:r>
+      <w:proofErr w:type="gramEnd"/>
+      <w:r>
+        <w:rPr>
+          <w:rFonts w:ascii="Times New Roman" w:eastAsia="Times New Roman" w:hAnsi="Times New Roman" w:cs="Times New Roman"/>
+          <w:sz w:val="24"/>
+          <w:szCs w:val="24"/>
+          <w:lang w:eastAsia="en-IN"/>
+        </w:rPr>
+        <w:t xml:space="preserve"> underscore → Public </w:t>
       </w:r>
     </w:p>
     <w:p>
@@ -3717,6 +4046,7 @@
           <w:lang w:eastAsia="en-IN"/>
         </w:rPr>
       </w:pPr>
+      <w:proofErr w:type="gramStart"/>
       <w:r>
         <w:rPr>
           <w:rFonts w:ascii="Times New Roman" w:eastAsia="Times New Roman" w:hAnsi="Symbol" w:cs="Times New Roman"/>
@@ -3733,7 +4063,17 @@
           <w:szCs w:val="24"/>
           <w:lang w:eastAsia="en-IN"/>
         </w:rPr>
-        <w:t xml:space="preserve">  One underscore (</w:t>
+        <w:t xml:space="preserve">  One</w:t>
+      </w:r>
+      <w:proofErr w:type="gramEnd"/>
+      <w:r>
+        <w:rPr>
+          <w:rFonts w:ascii="Times New Roman" w:eastAsia="Times New Roman" w:hAnsi="Times New Roman" w:cs="Times New Roman"/>
+          <w:sz w:val="24"/>
+          <w:szCs w:val="24"/>
+          <w:lang w:eastAsia="en-IN"/>
+        </w:rPr>
+        <w:t xml:space="preserve"> underscore (</w:t>
       </w:r>
       <w:r>
         <w:rPr>
@@ -3758,6 +4098,7 @@
       <w:pPr>
         <w:spacing w:after="0" w:line="240" w:lineRule="auto"/>
       </w:pPr>
+      <w:proofErr w:type="gramStart"/>
       <w:r>
         <w:rPr>
           <w:rFonts w:hAnsi="Symbol"/>
@@ -3765,7 +4106,11 @@
         <w:t></w:t>
       </w:r>
       <w:r>
-        <w:t xml:space="preserve">  Two underscores (</w:t>
+        <w:t xml:space="preserve">  Two</w:t>
+      </w:r>
+      <w:proofErr w:type="gramEnd"/>
+      <w:r>
+        <w:t xml:space="preserve"> underscores (</w:t>
       </w:r>
       <w:r>
         <w:rPr>
@@ -3838,7 +4183,27 @@
           <w:szCs w:val="24"/>
           <w:lang w:eastAsia="en-IN"/>
         </w:rPr>
-        <w:t xml:space="preserve">    def __init__(self):</w:t>
+        <w:t xml:space="preserve">    def __</w:t>
+      </w:r>
+      <w:proofErr w:type="spellStart"/>
+      <w:r>
+        <w:rPr>
+          <w:rFonts w:ascii="Times New Roman" w:eastAsia="Times New Roman" w:hAnsi="Times New Roman" w:cs="Times New Roman"/>
+          <w:sz w:val="24"/>
+          <w:szCs w:val="24"/>
+          <w:lang w:eastAsia="en-IN"/>
+        </w:rPr>
+        <w:t>init</w:t>
+      </w:r>
+      <w:proofErr w:type="spellEnd"/>
+      <w:r>
+        <w:rPr>
+          <w:rFonts w:ascii="Times New Roman" w:eastAsia="Times New Roman" w:hAnsi="Times New Roman" w:cs="Times New Roman"/>
+          <w:sz w:val="24"/>
+          <w:szCs w:val="24"/>
+          <w:lang w:eastAsia="en-IN"/>
+        </w:rPr>
+        <w:t>__(self):</w:t>
       </w:r>
     </w:p>
     <w:p>
@@ -3878,27 +4243,89 @@
           <w:szCs w:val="24"/>
           <w:lang w:eastAsia="en-IN"/>
         </w:rPr>
-        <w:t xml:space="preserve">        self._salary = 50000 # Protected attribute</w:t>
-      </w:r>
-    </w:p>
-    <w:p>
-      <w:pPr>
-        <w:spacing w:before="100" w:beforeAutospacing="1" w:after="100" w:afterAutospacing="1" w:line="240" w:lineRule="auto"/>
-        <w:rPr>
-          <w:rFonts w:ascii="Times New Roman" w:eastAsia="Times New Roman" w:hAnsi="Times New Roman" w:cs="Times New Roman"/>
-          <w:sz w:val="24"/>
-          <w:szCs w:val="24"/>
-          <w:lang w:eastAsia="en-IN"/>
-        </w:rPr>
-      </w:pPr>
-      <w:r>
-        <w:rPr>
-          <w:rFonts w:ascii="Times New Roman" w:eastAsia="Times New Roman" w:hAnsi="Times New Roman" w:cs="Times New Roman"/>
-          <w:sz w:val="24"/>
-          <w:szCs w:val="24"/>
-          <w:lang w:eastAsia="en-IN"/>
-        </w:rPr>
-        <w:t xml:space="preserve">        self.__bonus = 5000 # Private attribute</w:t>
+        <w:t xml:space="preserve">        </w:t>
+      </w:r>
+      <w:proofErr w:type="spellStart"/>
+      <w:proofErr w:type="gramStart"/>
+      <w:r>
+        <w:rPr>
+          <w:rFonts w:ascii="Times New Roman" w:eastAsia="Times New Roman" w:hAnsi="Times New Roman" w:cs="Times New Roman"/>
+          <w:sz w:val="24"/>
+          <w:szCs w:val="24"/>
+          <w:lang w:eastAsia="en-IN"/>
+        </w:rPr>
+        <w:t>self._</w:t>
+      </w:r>
+      <w:proofErr w:type="gramEnd"/>
+      <w:r>
+        <w:rPr>
+          <w:rFonts w:ascii="Times New Roman" w:eastAsia="Times New Roman" w:hAnsi="Times New Roman" w:cs="Times New Roman"/>
+          <w:sz w:val="24"/>
+          <w:szCs w:val="24"/>
+          <w:lang w:eastAsia="en-IN"/>
+        </w:rPr>
+        <w:t>salary</w:t>
+      </w:r>
+      <w:proofErr w:type="spellEnd"/>
+      <w:r>
+        <w:rPr>
+          <w:rFonts w:ascii="Times New Roman" w:eastAsia="Times New Roman" w:hAnsi="Times New Roman" w:cs="Times New Roman"/>
+          <w:sz w:val="24"/>
+          <w:szCs w:val="24"/>
+          <w:lang w:eastAsia="en-IN"/>
+        </w:rPr>
+        <w:t xml:space="preserve"> = 50000 # Protected attribute</w:t>
+      </w:r>
+    </w:p>
+    <w:p>
+      <w:pPr>
+        <w:spacing w:before="100" w:beforeAutospacing="1" w:after="100" w:afterAutospacing="1" w:line="240" w:lineRule="auto"/>
+        <w:rPr>
+          <w:rFonts w:ascii="Times New Roman" w:eastAsia="Times New Roman" w:hAnsi="Times New Roman" w:cs="Times New Roman"/>
+          <w:sz w:val="24"/>
+          <w:szCs w:val="24"/>
+          <w:lang w:eastAsia="en-IN"/>
+        </w:rPr>
+      </w:pPr>
+      <w:r>
+        <w:rPr>
+          <w:rFonts w:ascii="Times New Roman" w:eastAsia="Times New Roman" w:hAnsi="Times New Roman" w:cs="Times New Roman"/>
+          <w:sz w:val="24"/>
+          <w:szCs w:val="24"/>
+          <w:lang w:eastAsia="en-IN"/>
+        </w:rPr>
+        <w:t xml:space="preserve">        </w:t>
+      </w:r>
+      <w:proofErr w:type="spellStart"/>
+      <w:proofErr w:type="gramStart"/>
+      <w:r>
+        <w:rPr>
+          <w:rFonts w:ascii="Times New Roman" w:eastAsia="Times New Roman" w:hAnsi="Times New Roman" w:cs="Times New Roman"/>
+          <w:sz w:val="24"/>
+          <w:szCs w:val="24"/>
+          <w:lang w:eastAsia="en-IN"/>
+        </w:rPr>
+        <w:t>self._</w:t>
+      </w:r>
+      <w:proofErr w:type="gramEnd"/>
+      <w:r>
+        <w:rPr>
+          <w:rFonts w:ascii="Times New Roman" w:eastAsia="Times New Roman" w:hAnsi="Times New Roman" w:cs="Times New Roman"/>
+          <w:sz w:val="24"/>
+          <w:szCs w:val="24"/>
+          <w:lang w:eastAsia="en-IN"/>
+        </w:rPr>
+        <w:t>_bonus</w:t>
+      </w:r>
+      <w:proofErr w:type="spellEnd"/>
+      <w:r>
+        <w:rPr>
+          <w:rFonts w:ascii="Times New Roman" w:eastAsia="Times New Roman" w:hAnsi="Times New Roman" w:cs="Times New Roman"/>
+          <w:sz w:val="24"/>
+          <w:szCs w:val="24"/>
+          <w:lang w:eastAsia="en-IN"/>
+        </w:rPr>
+        <w:t xml:space="preserve"> = 5000 # Private attribute</w:t>
       </w:r>
     </w:p>
     <w:p>
@@ -3951,7 +4378,27 @@
           <w:szCs w:val="24"/>
           <w:lang w:eastAsia="en-IN"/>
         </w:rPr>
-        <w:t>emp = Employee()</w:t>
+        <w:t xml:space="preserve">emp = </w:t>
+      </w:r>
+      <w:proofErr w:type="gramStart"/>
+      <w:r>
+        <w:rPr>
+          <w:rFonts w:ascii="Times New Roman" w:eastAsia="Times New Roman" w:hAnsi="Times New Roman" w:cs="Times New Roman"/>
+          <w:sz w:val="24"/>
+          <w:szCs w:val="24"/>
+          <w:lang w:eastAsia="en-IN"/>
+        </w:rPr>
+        <w:t>Employee(</w:t>
+      </w:r>
+      <w:proofErr w:type="gramEnd"/>
+      <w:r>
+        <w:rPr>
+          <w:rFonts w:ascii="Times New Roman" w:eastAsia="Times New Roman" w:hAnsi="Times New Roman" w:cs="Times New Roman"/>
+          <w:sz w:val="24"/>
+          <w:szCs w:val="24"/>
+          <w:lang w:eastAsia="en-IN"/>
+        </w:rPr>
+        <w:t>)</w:t>
       </w:r>
     </w:p>
     <w:p>
@@ -4031,8 +4478,39 @@
           <w:szCs w:val="24"/>
           <w:lang w:eastAsia="en-IN"/>
         </w:rPr>
-        <w:t>print(emp.__bonus)  # This will raise an AttributeError</w:t>
-      </w:r>
+        <w:t>print(emp.__</w:t>
+      </w:r>
+      <w:proofErr w:type="gramStart"/>
+      <w:r>
+        <w:rPr>
+          <w:rFonts w:ascii="Times New Roman" w:eastAsia="Times New Roman" w:hAnsi="Times New Roman" w:cs="Times New Roman"/>
+          <w:sz w:val="24"/>
+          <w:szCs w:val="24"/>
+          <w:lang w:eastAsia="en-IN"/>
+        </w:rPr>
+        <w:t>bonus)  #</w:t>
+      </w:r>
+      <w:proofErr w:type="gramEnd"/>
+      <w:r>
+        <w:rPr>
+          <w:rFonts w:ascii="Times New Roman" w:eastAsia="Times New Roman" w:hAnsi="Times New Roman" w:cs="Times New Roman"/>
+          <w:sz w:val="24"/>
+          <w:szCs w:val="24"/>
+          <w:lang w:eastAsia="en-IN"/>
+        </w:rPr>
+        <w:t xml:space="preserve"> This will raise an </w:t>
+      </w:r>
+      <w:proofErr w:type="spellStart"/>
+      <w:r>
+        <w:rPr>
+          <w:rFonts w:ascii="Times New Roman" w:eastAsia="Times New Roman" w:hAnsi="Times New Roman" w:cs="Times New Roman"/>
+          <w:sz w:val="24"/>
+          <w:szCs w:val="24"/>
+          <w:lang w:eastAsia="en-IN"/>
+        </w:rPr>
+        <w:t>AttributeError</w:t>
+      </w:r>
+      <w:proofErr w:type="spellEnd"/>
     </w:p>
     <w:p>
       <w:pPr>
@@ -4052,8 +4530,8 @@
         <w:lastRenderedPageBreak/>
         <w:drawing>
           <wp:inline distT="0" distB="0" distL="0" distR="0" wp14:anchorId="5CDE374B" wp14:editId="7F6B8516">
-            <wp:extent cx="4162425" cy="5362575"/>
-            <wp:effectExtent l="0" t="0" r="9525" b="9525"/>
+            <wp:extent cx="4876800" cy="6282925"/>
+            <wp:effectExtent l="0" t="0" r="0" b="3810"/>
             <wp:docPr id="9" name="Picture 9"/>
             <wp:cNvGraphicFramePr>
               <a:graphicFrameLocks xmlns:a="http://schemas.openxmlformats.org/drawingml/2006/main" noChangeAspect="1"/>
@@ -4074,7 +4552,7 @@
                   <pic:spPr>
                     <a:xfrm>
                       <a:off x="0" y="0"/>
-                      <a:ext cx="4162425" cy="5362575"/>
+                      <a:ext cx="4880604" cy="6287826"/>
                     </a:xfrm>
                     <a:prstGeom prst="rect">
                       <a:avLst/>
@@ -4106,6 +4584,7 @@
           <w:lang w:eastAsia="en-IN"/>
         </w:rPr>
       </w:pPr>
+      <w:bookmarkStart w:id="0" w:name="_GoBack"/>
       <w:r>
         <w:rPr>
           <w:noProof/>
@@ -4114,8 +4593,8 @@
         <w:lastRenderedPageBreak/>
         <w:drawing>
           <wp:inline distT="0" distB="0" distL="0" distR="0" wp14:anchorId="3B16BCB9" wp14:editId="0570401A">
-            <wp:extent cx="5051627" cy="5216056"/>
-            <wp:effectExtent l="0" t="0" r="0" b="3810"/>
+            <wp:extent cx="5543550" cy="5723990"/>
+            <wp:effectExtent l="0" t="0" r="0" b="0"/>
             <wp:docPr id="10" name="Picture 10"/>
             <wp:cNvGraphicFramePr>
               <a:graphicFrameLocks xmlns:a="http://schemas.openxmlformats.org/drawingml/2006/main" noChangeAspect="1"/>
@@ -4136,7 +4615,7 @@
                   <pic:spPr>
                     <a:xfrm>
                       <a:off x="0" y="0"/>
-                      <a:ext cx="5058079" cy="5222718"/>
+                      <a:ext cx="5557400" cy="5738291"/>
                     </a:xfrm>
                     <a:prstGeom prst="rect">
                       <a:avLst/>
@@ -4148,6 +4627,7 @@
           </wp:inline>
         </w:drawing>
       </w:r>
+      <w:bookmarkEnd w:id="0"/>
     </w:p>
     <w:p>
       <w:pPr>
@@ -4354,8 +4834,8 @@
         <w:lastRenderedPageBreak/>
         <w:drawing>
           <wp:inline distT="0" distB="0" distL="0" distR="0" wp14:anchorId="6CD05DD9" wp14:editId="7D8E5F08">
-            <wp:extent cx="3198695" cy="4476585"/>
-            <wp:effectExtent l="0" t="0" r="1905" b="635"/>
+            <wp:extent cx="4314825" cy="6038613"/>
+            <wp:effectExtent l="0" t="0" r="0" b="635"/>
             <wp:docPr id="2" name="Picture 2"/>
             <wp:cNvGraphicFramePr>
               <a:graphicFrameLocks xmlns:a="http://schemas.openxmlformats.org/drawingml/2006/main" noChangeAspect="1"/>
@@ -4376,7 +4856,7 @@
                   <pic:spPr>
                     <a:xfrm>
                       <a:off x="0" y="0"/>
-                      <a:ext cx="3203359" cy="4483112"/>
+                      <a:ext cx="4328999" cy="6058449"/>
                     </a:xfrm>
                     <a:prstGeom prst="rect">
                       <a:avLst/>
@@ -4398,10 +4878,11 @@
           <w:noProof/>
           <w:lang w:eastAsia="en-IN"/>
         </w:rPr>
+        <w:lastRenderedPageBreak/>
         <w:drawing>
           <wp:inline distT="0" distB="0" distL="0" distR="0" wp14:anchorId="123B6513" wp14:editId="1E7CE0DD">
-            <wp:extent cx="3396565" cy="3339548"/>
-            <wp:effectExtent l="0" t="0" r="0" b="0"/>
+            <wp:extent cx="4295775" cy="4223663"/>
+            <wp:effectExtent l="0" t="0" r="0" b="5715"/>
             <wp:docPr id="13" name="Picture 13"/>
             <wp:cNvGraphicFramePr>
               <a:graphicFrameLocks xmlns:a="http://schemas.openxmlformats.org/drawingml/2006/main" noChangeAspect="1"/>
@@ -4422,7 +4903,7 @@
                   <pic:spPr>
                     <a:xfrm>
                       <a:off x="0" y="0"/>
-                      <a:ext cx="3409813" cy="3352574"/>
+                      <a:ext cx="4322469" cy="4249909"/>
                     </a:xfrm>
                     <a:prstGeom prst="rect">
                       <a:avLst/>
@@ -4453,8 +4934,8 @@
         <w:lastRenderedPageBreak/>
         <w:drawing>
           <wp:inline distT="0" distB="0" distL="0" distR="0" wp14:anchorId="0B478B40" wp14:editId="3FE9A601">
-            <wp:extent cx="2613117" cy="4341412"/>
-            <wp:effectExtent l="0" t="0" r="0" b="2540"/>
+            <wp:extent cx="3552825" cy="5902635"/>
+            <wp:effectExtent l="0" t="0" r="0" b="3175"/>
             <wp:docPr id="14" name="Picture 14"/>
             <wp:cNvGraphicFramePr>
               <a:graphicFrameLocks xmlns:a="http://schemas.openxmlformats.org/drawingml/2006/main" noChangeAspect="1"/>
@@ -4475,7 +4956,7 @@
                   <pic:spPr>
                     <a:xfrm>
                       <a:off x="0" y="0"/>
-                      <a:ext cx="2617936" cy="4349418"/>
+                      <a:ext cx="3561492" cy="5917034"/>
                     </a:xfrm>
                     <a:prstGeom prst="rect">
                       <a:avLst/>
@@ -4503,10 +4984,11 @@
           <w:noProof/>
           <w:lang w:eastAsia="en-IN"/>
         </w:rPr>
+        <w:lastRenderedPageBreak/>
         <w:drawing>
           <wp:inline distT="0" distB="0" distL="0" distR="0" wp14:anchorId="35679321" wp14:editId="2576D985">
-            <wp:extent cx="2658386" cy="3784821"/>
-            <wp:effectExtent l="0" t="0" r="8890" b="6350"/>
+            <wp:extent cx="3819525" cy="5437970"/>
+            <wp:effectExtent l="0" t="0" r="0" b="0"/>
             <wp:docPr id="15" name="Picture 15"/>
             <wp:cNvGraphicFramePr>
               <a:graphicFrameLocks xmlns:a="http://schemas.openxmlformats.org/drawingml/2006/main" noChangeAspect="1"/>
@@ -4527,7 +5009,7 @@
                   <pic:spPr>
                     <a:xfrm>
                       <a:off x="0" y="0"/>
-                      <a:ext cx="2663022" cy="3791422"/>
+                      <a:ext cx="3834380" cy="5459120"/>
                     </a:xfrm>
                     <a:prstGeom prst="rect">
                       <a:avLst/>
@@ -4558,7 +5040,7 @@
         <w:lastRenderedPageBreak/>
         <w:drawing>
           <wp:inline distT="0" distB="0" distL="0" distR="0" wp14:anchorId="4D78853C" wp14:editId="5F194291">
-            <wp:extent cx="2708227" cy="3888188"/>
+            <wp:extent cx="3743325" cy="5374273"/>
             <wp:effectExtent l="0" t="0" r="0" b="0"/>
             <wp:docPr id="16" name="Picture 16"/>
             <wp:cNvGraphicFramePr>
@@ -4580,7 +5062,7 @@
                   <pic:spPr>
                     <a:xfrm>
                       <a:off x="0" y="0"/>
-                      <a:ext cx="2719372" cy="3904189"/>
+                      <a:ext cx="3761838" cy="5400851"/>
                     </a:xfrm>
                     <a:prstGeom prst="rect">
                       <a:avLst/>
@@ -4987,6 +5469,7 @@
           <w:szCs w:val="24"/>
           <w:lang w:eastAsia="en-IN"/>
         </w:rPr>
+        <w:lastRenderedPageBreak/>
         <w:t xml:space="preserve">That's why </w:t>
       </w:r>
       <w:r>
@@ -5034,7 +5517,6 @@
           <w:noProof/>
           <w:lang w:eastAsia="en-IN"/>
         </w:rPr>
-        <w:lastRenderedPageBreak/>
         <w:drawing>
           <wp:inline distT="0" distB="0" distL="0" distR="0" wp14:anchorId="6A6D2FF8" wp14:editId="56775421">
             <wp:extent cx="1884459" cy="4143980"/>
@@ -5901,6 +6383,7 @@
       <w:r>
         <w:t xml:space="preserve"> (</w:t>
       </w:r>
+      <w:proofErr w:type="spellStart"/>
       <w:r>
         <w:rPr>
           <w:rStyle w:val="HTMLCode"/>
@@ -5908,6 +6391,7 @@
         </w:rPr>
         <w:t>Manager.company</w:t>
       </w:r>
+      <w:proofErr w:type="spellEnd"/>
       <w:r>
         <w:t xml:space="preserve">) follows the inheritance chain until it finds the attribute. </w:t>
       </w:r>
@@ -5929,12 +6413,21 @@
       <w:r>
         <w:t xml:space="preserve"> (</w:t>
       </w:r>
+      <w:proofErr w:type="spellStart"/>
       <w:r>
         <w:rPr>
           <w:rStyle w:val="HTMLCode"/>
           <w:rFonts w:eastAsiaTheme="majorEastAsia"/>
         </w:rPr>
-        <w:t>Manager.company = ...</w:t>
+        <w:t>Manager.company</w:t>
+      </w:r>
+      <w:proofErr w:type="spellEnd"/>
+      <w:r>
+        <w:rPr>
+          <w:rStyle w:val="HTMLCode"/>
+          <w:rFonts w:eastAsiaTheme="majorEastAsia"/>
+        </w:rPr>
+        <w:t xml:space="preserve"> = ...</w:t>
       </w:r>
       <w:r>
         <w:t xml:space="preserve">) never searches for a parent attribute to modify. It creates or updates the attribute directly on </w:t>
@@ -5967,12 +6460,23 @@
       <w:r>
         <w:t xml:space="preserve"> (</w:t>
       </w:r>
+      <w:proofErr w:type="spellStart"/>
+      <w:proofErr w:type="gramStart"/>
       <w:r>
         <w:rPr>
           <w:rStyle w:val="HTMLCode"/>
           <w:rFonts w:eastAsiaTheme="majorEastAsia"/>
         </w:rPr>
-        <w:t>Manager.company.append(...)</w:t>
+        <w:t>Manager.company.append</w:t>
+      </w:r>
+      <w:proofErr w:type="spellEnd"/>
+      <w:proofErr w:type="gramEnd"/>
+      <w:r>
+        <w:rPr>
+          <w:rStyle w:val="HTMLCode"/>
+          <w:rFonts w:eastAsiaTheme="majorEastAsia"/>
+        </w:rPr>
+        <w:t>(...)</w:t>
       </w:r>
       <w:r>
         <w:t>) first performs attribute lookup, then modifies the object that was found.</w:t>
@@ -6044,8 +6548,6 @@
           <w:lang w:eastAsia="en-IN"/>
         </w:rPr>
       </w:pPr>
-      <w:bookmarkStart w:id="0" w:name="_GoBack"/>
-      <w:bookmarkEnd w:id="0"/>
     </w:p>
     <w:p>
       <w:pPr>
